--- a/1952.10/1952年10月3日，与毛泽全等人的谈话__LLM初注.docx
+++ b/1952.10/1952年10月3日，与毛泽全等人的谈话__LLM初注.docx
@@ -41,11 +41,20 @@
       <w:r>
         <w:rPr>
           <w:rStyle w:val="FootnoteReference"/>
-        </w:rPr>
+          <w:vertAlign w:val="superscript"/>
+        </w:rPr>
+        <w:t>[</w:t>
         <w:footnoteReference w:id="8"/>
-      </w:r>
-      <w:r>
-        <w:rPr/>
+        <w:t>]</w:t>
+      </w:r>
+      <w:r>
+        <w:rPr>
+          <w:rFonts w:hint="eastAsia" w:ascii="黑体" w:hAnsi="黑体" w:eastAsia="黑体" w:cs="黑体"/>
+          <w:sz w:val="44"/>
+          <w:szCs w:val="44"/>
+          <w:vertAlign w:val="baseline"/>
+          <w:lang w:val="en-US" w:eastAsia="zh-CN"/>
+        </w:rPr>
         <w:t xml:space="preserve">等人的谈话</w:t>
       </w:r>
       <w:bookmarkEnd w:id="0"/>
@@ -61,13 +70,16 @@
       </w:r>
       <w:r>
         <w:rPr>
+          <w:rStyle w:val="FootnoteReference"/>
           <w:rFonts w:hint="eastAsia" w:ascii="仿宋" w:hAnsi="仿宋" w:eastAsia="仿宋" w:cs="仿宋"/>
           <w:sz w:val="36"/>
           <w:szCs w:val="36"/>
           <w:vertAlign w:val="superscript"/>
           <w:lang w:val="en-US" w:eastAsia="zh-CN"/>
         </w:rPr>
+        <w:t>[</w:t>
         <w:footnoteReference w:id="0"/>
+        <w:t>]</w:t>
       </w:r>
       <w:r>
         <w:rPr>
@@ -159,11 +171,18 @@
       <w:r>
         <w:rPr>
           <w:rStyle w:val="FootnoteReference"/>
-        </w:rPr>
+          <w:vertAlign w:val="superscript"/>
+        </w:rPr>
+        <w:t>[</w:t>
         <w:footnoteReference w:id="14"/>
-      </w:r>
-      <w:r>
-        <w:rPr/>
+        <w:t>]</w:t>
+      </w:r>
+      <w:r>
+        <w:rPr>
+          <w:rFonts w:hint="eastAsia" w:ascii="仿宋" w:hAnsi="仿宋" w:eastAsia="仿宋"/>
+          <w:sz w:val="32"/>
+          <w:szCs w:val="32"/>
+        </w:rPr>
         <w:t xml:space="preserve">派来一辆小轿车，把毛泽全</w:t>
       </w:r>
       <w:r>
@@ -177,12 +196,15 @@
       </w:r>
       <w:r>
         <w:rPr>
-          <w:rStyle w:val="8"/>
-          <w:rFonts w:hint="eastAsia" w:ascii="仿宋" w:hAnsi="仿宋" w:eastAsia="仿宋"/>
-          <w:sz w:val="32"/>
-          <w:szCs w:val="32"/>
-        </w:rPr>
+          <w:rStyle w:val="FootnoteReference"/>
+          <w:rFonts w:hint="eastAsia" w:ascii="仿宋" w:hAnsi="仿宋" w:eastAsia="仿宋"/>
+          <w:sz w:val="32"/>
+          <w:szCs w:val="32"/>
+          <w:vertAlign w:val="superscript"/>
+        </w:rPr>
+        <w:t>[</w:t>
         <w:footnoteReference w:id="1"/>
+        <w:t>]</w:t>
       </w:r>
       <w:r>
         <w:rPr>
@@ -535,11 +557,18 @@
       <w:r>
         <w:rPr>
           <w:rStyle w:val="FootnoteReference"/>
-        </w:rPr>
+          <w:vertAlign w:val="superscript"/>
+        </w:rPr>
+        <w:t>[</w:t>
         <w:footnoteReference w:id="15"/>
-      </w:r>
-      <w:r>
-        <w:rPr/>
+        <w:t>]</w:t>
+      </w:r>
+      <w:r>
+        <w:rPr>
+          <w:rFonts w:hint="eastAsia" w:ascii="仿宋" w:hAnsi="仿宋" w:eastAsia="仿宋"/>
+          <w:sz w:val="32"/>
+          <w:szCs w:val="32"/>
+        </w:rPr>
         <w:t xml:space="preserve">参军</w:t>
       </w:r>
       <w:r>
@@ -1139,12 +1168,15 @@
       </w:r>
       <w:r>
         <w:rPr>
-          <w:rStyle w:val="8"/>
-          <w:rFonts w:hint="eastAsia" w:ascii="仿宋" w:hAnsi="仿宋" w:eastAsia="仿宋"/>
-          <w:sz w:val="32"/>
-          <w:szCs w:val="32"/>
-        </w:rPr>
+          <w:rStyle w:val="FootnoteReference"/>
+          <w:rFonts w:hint="eastAsia" w:ascii="仿宋" w:hAnsi="仿宋" w:eastAsia="仿宋"/>
+          <w:sz w:val="32"/>
+          <w:szCs w:val="32"/>
+          <w:vertAlign w:val="superscript"/>
+        </w:rPr>
+        <w:t>[</w:t>
         <w:footnoteReference w:id="2"/>
+        <w:t>]</w:t>
       </w:r>
       <w:r>
         <w:rPr>
@@ -1297,21 +1329,35 @@
       <w:r>
         <w:rPr>
           <w:rStyle w:val="FootnoteReference"/>
-        </w:rPr>
+          <w:vertAlign w:val="superscript"/>
+        </w:rPr>
+        <w:t>[</w:t>
         <w:footnoteReference w:id="10"/>
-      </w:r>
-      <w:r>
-        <w:rPr/>
+        <w:t>]</w:t>
+      </w:r>
+      <w:r>
+        <w:rPr>
+          <w:rFonts w:hint="eastAsia" w:ascii="仿宋" w:hAnsi="仿宋" w:eastAsia="仿宋"/>
+          <w:sz w:val="32"/>
+          <w:szCs w:val="32"/>
+        </w:rPr>
         <w:t xml:space="preserve">的遗孀王淑兰</w:t>
       </w:r>
       <w:r>
         <w:rPr>
           <w:rStyle w:val="FootnoteReference"/>
-        </w:rPr>
+          <w:vertAlign w:val="superscript"/>
+        </w:rPr>
+        <w:t>[</w:t>
         <w:footnoteReference w:id="9"/>
-      </w:r>
-      <w:r>
-        <w:rPr/>
+        <w:t>]</w:t>
+      </w:r>
+      <w:r>
+        <w:rPr>
+          <w:rFonts w:hint="eastAsia" w:ascii="仿宋" w:hAnsi="仿宋" w:eastAsia="仿宋"/>
+          <w:sz w:val="32"/>
+          <w:szCs w:val="32"/>
+        </w:rPr>
         <w:t xml:space="preserve">。</w:t>
       </w:r>
       <w:r>
@@ -1455,11 +1501,18 @@
       <w:r>
         <w:rPr>
           <w:rStyle w:val="FootnoteReference"/>
-        </w:rPr>
+          <w:vertAlign w:val="superscript"/>
+        </w:rPr>
+        <w:t>[</w:t>
         <w:footnoteReference w:id="16"/>
-      </w:r>
-      <w:r>
-        <w:rPr/>
+        <w:t>]</w:t>
+      </w:r>
+      <w:r>
+        <w:rPr>
+          <w:rFonts w:hint="eastAsia" w:ascii="仿宋" w:hAnsi="仿宋" w:eastAsia="仿宋"/>
+          <w:sz w:val="32"/>
+          <w:szCs w:val="32"/>
+        </w:rPr>
         <w:t xml:space="preserve">看苏联举办的“改造伏尔加河”展览去了。王淑兰四处寻找，均未找到。只好一个人闷闷不乐地来到了中南海。</w:t>
       </w:r>
       <w:r>
@@ -1620,11 +1673,18 @@
       <w:r>
         <w:rPr>
           <w:rStyle w:val="FootnoteReference"/>
-        </w:rPr>
+          <w:vertAlign w:val="superscript"/>
+        </w:rPr>
+        <w:t>[</w:t>
         <w:footnoteReference w:id="12"/>
-      </w:r>
-      <w:r>
-        <w:rPr/>
+        <w:t>]</w:t>
+      </w:r>
+      <w:r>
+        <w:rPr>
+          <w:rFonts w:hint="eastAsia" w:ascii="仿宋" w:hAnsi="仿宋" w:eastAsia="仿宋"/>
+          <w:sz w:val="32"/>
+          <w:szCs w:val="32"/>
+        </w:rPr>
         <w:t xml:space="preserve">；一位是毛</w:t>
       </w:r>
       <w:r>
@@ -1647,21 +1707,35 @@
       <w:r>
         <w:rPr>
           <w:rStyle w:val="FootnoteReference"/>
-        </w:rPr>
+          <w:vertAlign w:val="superscript"/>
+        </w:rPr>
+        <w:t>[</w:t>
         <w:footnoteReference w:id="11"/>
-      </w:r>
-      <w:r>
-        <w:rPr/>
+        <w:t>]</w:t>
+      </w:r>
+      <w:r>
+        <w:rPr>
+          <w:rFonts w:hint="eastAsia" w:ascii="仿宋" w:hAnsi="仿宋" w:eastAsia="仿宋"/>
+          <w:sz w:val="32"/>
+          <w:szCs w:val="32"/>
+        </w:rPr>
         <w:t>，他是受韶山</w:t>
       </w:r>
       <w:r>
         <w:rPr>
           <w:rStyle w:val="FootnoteReference"/>
-        </w:rPr>
+          <w:vertAlign w:val="superscript"/>
+        </w:rPr>
+        <w:t>[</w:t>
         <w:footnoteReference w:id="13"/>
-      </w:r>
-      <w:r>
-        <w:rPr/>
+        <w:t>]</w:t>
+      </w:r>
+      <w:r>
+        <w:rPr>
+          <w:rFonts w:hint="eastAsia" w:ascii="仿宋" w:hAnsi="仿宋" w:eastAsia="仿宋"/>
+          <w:sz w:val="32"/>
+          <w:szCs w:val="32"/>
+        </w:rPr>
         <w:t xml:space="preserve">乡人民政府委托，来请毛</w:t>
       </w:r>
       <w:r>

--- a/1952.10/1952年10月3日，与毛泽全等人的谈话__LLM初注.docx
+++ b/1952.10/1952年10月3日，与毛泽全等人的谈话__LLM初注.docx
@@ -43,9 +43,16 @@
           <w:rStyle w:val="FootnoteReference"/>
           <w:vertAlign w:val="superscript"/>
         </w:rPr>
-        <w:t>[</w:t>
+        <w:t>[1]</w:t>
+      </w:r>
+      <w:r>
+        <w:rPr>
+          <w:rStyle w:val="FootnoteReference"/>
+          <w:vertAlign w:val="superscript"/>
+          <w:vanish/>
+          <w:specVanish/>
+        </w:rPr>
         <w:footnoteReference w:id="8"/>
-        <w:t>]</w:t>
       </w:r>
       <w:r>
         <w:rPr>
@@ -60,36 +67,19 @@
       <w:bookmarkEnd w:id="0"/>
       <w:r>
         <w:rPr>
-          <w:rFonts w:hint="eastAsia" w:ascii="仿宋" w:hAnsi="仿宋" w:eastAsia="仿宋" w:cs="仿宋"/>
-          <w:sz w:val="36"/>
-          <w:szCs w:val="36"/>
+          <w:rStyle w:val="FootnoteReference"/>
           <w:vertAlign w:val="superscript"/>
-          <w:lang w:val="en-US" w:eastAsia="zh-CN"/>
-        </w:rPr>
-        <w:t>[</w:t>
+        </w:rPr>
+        <w:t>[2]</w:t>
       </w:r>
       <w:r>
         <w:rPr>
           <w:rStyle w:val="FootnoteReference"/>
-          <w:rFonts w:hint="eastAsia" w:ascii="仿宋" w:hAnsi="仿宋" w:eastAsia="仿宋" w:cs="仿宋"/>
-          <w:sz w:val="36"/>
-          <w:szCs w:val="36"/>
           <w:vertAlign w:val="superscript"/>
-          <w:lang w:val="en-US" w:eastAsia="zh-CN"/>
-        </w:rPr>
-        <w:t>[</w:t>
+          <w:vanish/>
+          <w:specVanish/>
+        </w:rPr>
         <w:footnoteReference w:id="0"/>
-        <w:t>]</w:t>
-      </w:r>
-      <w:r>
-        <w:rPr>
-          <w:rFonts w:hint="eastAsia" w:ascii="仿宋" w:hAnsi="仿宋" w:eastAsia="仿宋" w:cs="仿宋"/>
-          <w:sz w:val="36"/>
-          <w:szCs w:val="36"/>
-          <w:vertAlign w:val="superscript"/>
-          <w:lang w:val="en-US" w:eastAsia="zh-CN"/>
-        </w:rPr>
-        <w:t>]</w:t>
       </w:r>
     </w:p>
     <w:p>
@@ -173,9 +163,16 @@
           <w:rStyle w:val="FootnoteReference"/>
           <w:vertAlign w:val="superscript"/>
         </w:rPr>
-        <w:t>[</w:t>
+        <w:t>[3]</w:t>
+      </w:r>
+      <w:r>
+        <w:rPr>
+          <w:rStyle w:val="FootnoteReference"/>
+          <w:vertAlign w:val="superscript"/>
+          <w:vanish/>
+          <w:specVanish/>
+        </w:rPr>
         <w:footnoteReference w:id="14"/>
-        <w:t>]</w:t>
       </w:r>
       <w:r>
         <w:rPr>
@@ -187,33 +184,19 @@
       </w:r>
       <w:r>
         <w:rPr>
-          <w:rStyle w:val="8"/>
-          <w:rFonts w:hint="eastAsia" w:ascii="仿宋" w:hAnsi="仿宋" w:eastAsia="仿宋"/>
-          <w:sz w:val="32"/>
-          <w:szCs w:val="32"/>
-        </w:rPr>
-        <w:t>[</w:t>
-      </w:r>
-      <w:r>
-        <w:rPr>
           <w:rStyle w:val="FootnoteReference"/>
-          <w:rFonts w:hint="eastAsia" w:ascii="仿宋" w:hAnsi="仿宋" w:eastAsia="仿宋"/>
-          <w:sz w:val="32"/>
-          <w:szCs w:val="32"/>
           <w:vertAlign w:val="superscript"/>
         </w:rPr>
-        <w:t>[</w:t>
+        <w:t>[4]</w:t>
+      </w:r>
+      <w:r>
+        <w:rPr>
+          <w:rStyle w:val="FootnoteReference"/>
+          <w:vertAlign w:val="superscript"/>
+          <w:vanish/>
+          <w:specVanish/>
+        </w:rPr>
         <w:footnoteReference w:id="1"/>
-        <w:t>]</w:t>
-      </w:r>
-      <w:r>
-        <w:rPr>
-          <w:rStyle w:val="8"/>
-          <w:rFonts w:hint="eastAsia" w:ascii="仿宋" w:hAnsi="仿宋" w:eastAsia="仿宋"/>
-          <w:sz w:val="32"/>
-          <w:szCs w:val="32"/>
-        </w:rPr>
-        <w:t>]</w:t>
       </w:r>
       <w:r>
         <w:rPr>
@@ -559,9 +542,16 @@
           <w:rStyle w:val="FootnoteReference"/>
           <w:vertAlign w:val="superscript"/>
         </w:rPr>
-        <w:t>[</w:t>
+        <w:t>[5]</w:t>
+      </w:r>
+      <w:r>
+        <w:rPr>
+          <w:rStyle w:val="FootnoteReference"/>
+          <w:vertAlign w:val="superscript"/>
+          <w:vanish/>
+          <w:specVanish/>
+        </w:rPr>
         <w:footnoteReference w:id="15"/>
-        <w:t>]</w:t>
       </w:r>
       <w:r>
         <w:rPr>
@@ -1159,33 +1149,19 @@
       </w:r>
       <w:r>
         <w:rPr>
-          <w:rStyle w:val="8"/>
-          <w:rFonts w:hint="eastAsia" w:ascii="仿宋" w:hAnsi="仿宋" w:eastAsia="仿宋"/>
-          <w:sz w:val="32"/>
-          <w:szCs w:val="32"/>
-        </w:rPr>
-        <w:t>[</w:t>
-      </w:r>
-      <w:r>
-        <w:rPr>
           <w:rStyle w:val="FootnoteReference"/>
-          <w:rFonts w:hint="eastAsia" w:ascii="仿宋" w:hAnsi="仿宋" w:eastAsia="仿宋"/>
-          <w:sz w:val="32"/>
-          <w:szCs w:val="32"/>
           <w:vertAlign w:val="superscript"/>
         </w:rPr>
-        <w:t>[</w:t>
+        <w:t>[6]</w:t>
+      </w:r>
+      <w:r>
+        <w:rPr>
+          <w:rStyle w:val="FootnoteReference"/>
+          <w:vertAlign w:val="superscript"/>
+          <w:vanish/>
+          <w:specVanish/>
+        </w:rPr>
         <w:footnoteReference w:id="2"/>
-        <w:t>]</w:t>
-      </w:r>
-      <w:r>
-        <w:rPr>
-          <w:rStyle w:val="8"/>
-          <w:rFonts w:hint="eastAsia" w:ascii="仿宋" w:hAnsi="仿宋" w:eastAsia="仿宋"/>
-          <w:sz w:val="32"/>
-          <w:szCs w:val="32"/>
-        </w:rPr>
-        <w:t>]</w:t>
       </w:r>
       <w:r>
         <w:rPr>
@@ -1331,181 +1307,202 @@
           <w:rStyle w:val="FootnoteReference"/>
           <w:vertAlign w:val="superscript"/>
         </w:rPr>
-        <w:t>[</w:t>
-        <w:footnoteReference w:id="10"/>
-        <w:t>]</w:t>
-      </w:r>
-      <w:r>
-        <w:rPr>
-          <w:rFonts w:hint="eastAsia" w:ascii="仿宋" w:hAnsi="仿宋" w:eastAsia="仿宋"/>
-          <w:sz w:val="32"/>
-          <w:szCs w:val="32"/>
-        </w:rPr>
-        <w:t xml:space="preserve">的遗孀王淑兰</w:t>
+        <w:t>[7]</w:t>
       </w:r>
       <w:r>
         <w:rPr>
           <w:rStyle w:val="FootnoteReference"/>
           <w:vertAlign w:val="superscript"/>
-        </w:rPr>
-        <w:t>[</w:t>
-        <w:footnoteReference w:id="9"/>
-        <w:t>]</w:t>
-      </w:r>
-      <w:r>
-        <w:rPr>
-          <w:rFonts w:hint="eastAsia" w:ascii="仿宋" w:hAnsi="仿宋" w:eastAsia="仿宋"/>
-          <w:sz w:val="32"/>
-          <w:szCs w:val="32"/>
-        </w:rPr>
-        <w:t xml:space="preserve">。</w:t>
-      </w:r>
-      <w:r>
-        <w:rPr>
-          <w:rFonts w:hint="eastAsia" w:ascii="仿宋" w:hAnsi="仿宋" w:eastAsia="仿宋"/>
-          <w:sz w:val="32"/>
-          <w:szCs w:val="32"/>
-          <w:lang w:eastAsia="zh-CN"/>
-        </w:rPr>
-        <w:t>）</w:t>
-      </w:r>
-    </w:p>
-    <w:p>
-      <w:pPr>
-        <w:keepNext w:val="0"/>
-        <w:keepLines w:val="0"/>
-        <w:pageBreakBefore w:val="0"/>
-        <w:widowControl w:val="0"/>
-        <w:kinsoku/>
-        <w:wordWrap/>
-        <w:overflowPunct/>
-        <w:topLinePunct w:val="0"/>
-        <w:autoSpaceDE/>
-        <w:autoSpaceDN/>
-        <w:bidi w:val="0"/>
-        <w:adjustRightInd/>
-        <w:snapToGrid/>
-        <w:spacing w:line="580" w:lineRule="exact"/>
-        <w:ind w:firstLine="646"/>
-        <w:textAlignment w:val="auto"/>
-        <w:rPr>
-          <w:rFonts w:hint="eastAsia" w:ascii="仿宋" w:hAnsi="仿宋" w:eastAsia="仿宋"/>
-          <w:sz w:val="32"/>
-          <w:szCs w:val="32"/>
-          <w:lang w:eastAsia="zh-CN"/>
-        </w:rPr>
-      </w:pPr>
-      <w:r>
-        <w:rPr>
-          <w:rFonts w:hint="eastAsia" w:ascii="仿宋" w:hAnsi="仿宋" w:eastAsia="仿宋"/>
-          <w:sz w:val="32"/>
-          <w:szCs w:val="32"/>
-          <w:lang w:eastAsia="zh-CN"/>
-        </w:rPr>
-        <w:t>（</w:t>
-      </w:r>
-      <w:r>
-        <w:rPr>
-          <w:rFonts w:hint="eastAsia" w:ascii="仿宋" w:hAnsi="仿宋" w:eastAsia="仿宋"/>
-          <w:sz w:val="32"/>
-          <w:szCs w:val="32"/>
-        </w:rPr>
-        <w:t>王淑兰和儿媳韩谨行这一次来北京，主要是为儿媳治疗支气管扩张。韩谨行出院后对婆婆说：“我想借这个机会见见主席大伯。”王淑兰说：“那就写封信说一下吧”于是，韩谨行以婆婆的口气给毛</w:t>
-      </w:r>
-      <w:r>
-        <w:rPr>
-          <w:rFonts w:hint="eastAsia" w:ascii="仿宋" w:hAnsi="仿宋" w:eastAsia="仿宋"/>
-          <w:sz w:val="32"/>
-          <w:szCs w:val="32"/>
-          <w:lang w:val="en-US" w:eastAsia="zh-CN"/>
-        </w:rPr>
-        <w:t>主席</w:t>
-      </w:r>
-      <w:r>
-        <w:rPr>
-          <w:rFonts w:hint="eastAsia" w:ascii="仿宋" w:hAnsi="仿宋" w:eastAsia="仿宋"/>
-          <w:sz w:val="32"/>
-          <w:szCs w:val="32"/>
-        </w:rPr>
-        <w:t>写了一封信，信中介绍了王淑兰的近况，又说：“现在儿媳韩谨行来北京治病，已经出院。我准备过几天和儿媳一起回湖南老家去。临行前，我们很想见见您，您百忙中可以接见一下吗？”</w:t>
-      </w:r>
-      <w:r>
-        <w:rPr>
-          <w:rFonts w:hint="eastAsia" w:ascii="仿宋" w:hAnsi="仿宋" w:eastAsia="仿宋"/>
-          <w:sz w:val="32"/>
-          <w:szCs w:val="32"/>
-          <w:lang w:eastAsia="zh-CN"/>
-        </w:rPr>
-        <w:t>）</w:t>
-      </w:r>
-    </w:p>
-    <w:p>
-      <w:pPr>
-        <w:keepNext w:val="0"/>
-        <w:keepLines w:val="0"/>
-        <w:pageBreakBefore w:val="0"/>
-        <w:widowControl w:val="0"/>
-        <w:kinsoku/>
-        <w:wordWrap/>
-        <w:overflowPunct/>
-        <w:topLinePunct w:val="0"/>
-        <w:autoSpaceDE/>
-        <w:autoSpaceDN/>
-        <w:bidi w:val="0"/>
-        <w:adjustRightInd/>
-        <w:snapToGrid/>
-        <w:spacing w:line="580" w:lineRule="exact"/>
-        <w:ind w:firstLine="646"/>
-        <w:textAlignment w:val="auto"/>
-        <w:rPr>
-          <w:rFonts w:hint="eastAsia" w:ascii="仿宋" w:hAnsi="仿宋" w:eastAsia="仿宋"/>
-          <w:sz w:val="32"/>
-          <w:szCs w:val="32"/>
-          <w:lang w:eastAsia="zh-CN"/>
-        </w:rPr>
-      </w:pPr>
-      <w:r>
-        <w:rPr>
-          <w:rFonts w:hint="eastAsia" w:ascii="仿宋" w:hAnsi="仿宋" w:eastAsia="仿宋"/>
-          <w:sz w:val="32"/>
-          <w:szCs w:val="32"/>
-          <w:lang w:eastAsia="zh-CN"/>
-        </w:rPr>
-        <w:t>（</w:t>
-      </w:r>
-      <w:r>
-        <w:rPr>
-          <w:rFonts w:hint="eastAsia" w:ascii="仿宋" w:hAnsi="仿宋" w:eastAsia="仿宋"/>
-          <w:sz w:val="32"/>
-          <w:szCs w:val="32"/>
-        </w:rPr>
-        <w:t>毛</w:t>
-      </w:r>
-      <w:r>
-        <w:rPr>
-          <w:rFonts w:hint="eastAsia" w:ascii="仿宋" w:hAnsi="仿宋" w:eastAsia="仿宋"/>
-          <w:sz w:val="32"/>
-          <w:szCs w:val="32"/>
-          <w:lang w:val="en-US" w:eastAsia="zh-CN"/>
-        </w:rPr>
-        <w:t>主席</w:t>
-      </w:r>
-      <w:r>
-        <w:rPr>
-          <w:rFonts w:hint="eastAsia" w:ascii="仿宋" w:hAnsi="仿宋" w:eastAsia="仿宋"/>
-          <w:sz w:val="32"/>
-          <w:szCs w:val="32"/>
-        </w:rPr>
-        <w:t>接到王淑兰娘俩的信，很高兴，就派叶子龙去接她们。不巧的是，韩谨行到劳动人民文化宫</w:t>
+          <w:vanish/>
+          <w:specVanish/>
+        </w:rPr>
+        <w:footnoteReference w:id="10"/>
+      </w:r>
+      <w:r>
+        <w:rPr>
+          <w:rFonts w:hint="eastAsia" w:ascii="仿宋" w:hAnsi="仿宋" w:eastAsia="仿宋"/>
+          <w:sz w:val="32"/>
+          <w:szCs w:val="32"/>
+        </w:rPr>
+        <w:t xml:space="preserve">的遗孀王淑兰</w:t>
       </w:r>
       <w:r>
         <w:rPr>
           <w:rStyle w:val="FootnoteReference"/>
           <w:vertAlign w:val="superscript"/>
         </w:rPr>
-        <w:t>[</w:t>
+        <w:t>[8]</w:t>
+      </w:r>
+      <w:r>
+        <w:rPr>
+          <w:rStyle w:val="FootnoteReference"/>
+          <w:vertAlign w:val="superscript"/>
+          <w:vanish/>
+          <w:specVanish/>
+        </w:rPr>
+        <w:footnoteReference w:id="9"/>
+      </w:r>
+      <w:r>
+        <w:rPr>
+          <w:rFonts w:hint="eastAsia" w:ascii="仿宋" w:hAnsi="仿宋" w:eastAsia="仿宋"/>
+          <w:sz w:val="32"/>
+          <w:szCs w:val="32"/>
+        </w:rPr>
+        <w:t xml:space="preserve">。</w:t>
+      </w:r>
+      <w:r>
+        <w:rPr>
+          <w:rFonts w:hint="eastAsia" w:ascii="仿宋" w:hAnsi="仿宋" w:eastAsia="仿宋"/>
+          <w:sz w:val="32"/>
+          <w:szCs w:val="32"/>
+          <w:lang w:eastAsia="zh-CN"/>
+        </w:rPr>
+        <w:t>）</w:t>
+      </w:r>
+    </w:p>
+    <w:p>
+      <w:pPr>
+        <w:keepNext w:val="0"/>
+        <w:keepLines w:val="0"/>
+        <w:pageBreakBefore w:val="0"/>
+        <w:widowControl w:val="0"/>
+        <w:kinsoku/>
+        <w:wordWrap/>
+        <w:overflowPunct/>
+        <w:topLinePunct w:val="0"/>
+        <w:autoSpaceDE/>
+        <w:autoSpaceDN/>
+        <w:bidi w:val="0"/>
+        <w:adjustRightInd/>
+        <w:snapToGrid/>
+        <w:spacing w:line="580" w:lineRule="exact"/>
+        <w:ind w:firstLine="646"/>
+        <w:textAlignment w:val="auto"/>
+        <w:rPr>
+          <w:rFonts w:hint="eastAsia" w:ascii="仿宋" w:hAnsi="仿宋" w:eastAsia="仿宋"/>
+          <w:sz w:val="32"/>
+          <w:szCs w:val="32"/>
+          <w:lang w:eastAsia="zh-CN"/>
+        </w:rPr>
+      </w:pPr>
+      <w:r>
+        <w:rPr>
+          <w:rFonts w:hint="eastAsia" w:ascii="仿宋" w:hAnsi="仿宋" w:eastAsia="仿宋"/>
+          <w:sz w:val="32"/>
+          <w:szCs w:val="32"/>
+          <w:lang w:eastAsia="zh-CN"/>
+        </w:rPr>
+        <w:t>（</w:t>
+      </w:r>
+      <w:r>
+        <w:rPr>
+          <w:rFonts w:hint="eastAsia" w:ascii="仿宋" w:hAnsi="仿宋" w:eastAsia="仿宋"/>
+          <w:sz w:val="32"/>
+          <w:szCs w:val="32"/>
+        </w:rPr>
+        <w:t>王淑兰和儿媳韩谨行这一次来北京，主要是为儿媳治疗支气管扩张。韩谨行出院后对婆婆说：“我想借这个机会见见主席大伯。”王淑兰说：“那就写封信说一下吧”于是，韩谨行以婆婆的口气给毛</w:t>
+      </w:r>
+      <w:r>
+        <w:rPr>
+          <w:rFonts w:hint="eastAsia" w:ascii="仿宋" w:hAnsi="仿宋" w:eastAsia="仿宋"/>
+          <w:sz w:val="32"/>
+          <w:szCs w:val="32"/>
+          <w:lang w:val="en-US" w:eastAsia="zh-CN"/>
+        </w:rPr>
+        <w:t>主席</w:t>
+      </w:r>
+      <w:r>
+        <w:rPr>
+          <w:rFonts w:hint="eastAsia" w:ascii="仿宋" w:hAnsi="仿宋" w:eastAsia="仿宋"/>
+          <w:sz w:val="32"/>
+          <w:szCs w:val="32"/>
+        </w:rPr>
+        <w:t>写了一封信，信中介绍了王淑兰的近况，又说：“现在儿媳韩谨行来北京治病，已经出院。我准备过几天和儿媳一起回湖南老家去。临行前，我们很想见见您，您百忙中可以接见一下吗？”</w:t>
+      </w:r>
+      <w:r>
+        <w:rPr>
+          <w:rFonts w:hint="eastAsia" w:ascii="仿宋" w:hAnsi="仿宋" w:eastAsia="仿宋"/>
+          <w:sz w:val="32"/>
+          <w:szCs w:val="32"/>
+          <w:lang w:eastAsia="zh-CN"/>
+        </w:rPr>
+        <w:t>）</w:t>
+      </w:r>
+    </w:p>
+    <w:p>
+      <w:pPr>
+        <w:keepNext w:val="0"/>
+        <w:keepLines w:val="0"/>
+        <w:pageBreakBefore w:val="0"/>
+        <w:widowControl w:val="0"/>
+        <w:kinsoku/>
+        <w:wordWrap/>
+        <w:overflowPunct/>
+        <w:topLinePunct w:val="0"/>
+        <w:autoSpaceDE/>
+        <w:autoSpaceDN/>
+        <w:bidi w:val="0"/>
+        <w:adjustRightInd/>
+        <w:snapToGrid/>
+        <w:spacing w:line="580" w:lineRule="exact"/>
+        <w:ind w:firstLine="646"/>
+        <w:textAlignment w:val="auto"/>
+        <w:rPr>
+          <w:rFonts w:hint="eastAsia" w:ascii="仿宋" w:hAnsi="仿宋" w:eastAsia="仿宋"/>
+          <w:sz w:val="32"/>
+          <w:szCs w:val="32"/>
+          <w:lang w:eastAsia="zh-CN"/>
+        </w:rPr>
+      </w:pPr>
+      <w:r>
+        <w:rPr>
+          <w:rFonts w:hint="eastAsia" w:ascii="仿宋" w:hAnsi="仿宋" w:eastAsia="仿宋"/>
+          <w:sz w:val="32"/>
+          <w:szCs w:val="32"/>
+          <w:lang w:eastAsia="zh-CN"/>
+        </w:rPr>
+        <w:t>（</w:t>
+      </w:r>
+      <w:r>
+        <w:rPr>
+          <w:rFonts w:hint="eastAsia" w:ascii="仿宋" w:hAnsi="仿宋" w:eastAsia="仿宋"/>
+          <w:sz w:val="32"/>
+          <w:szCs w:val="32"/>
+        </w:rPr>
+        <w:t>毛</w:t>
+      </w:r>
+      <w:r>
+        <w:rPr>
+          <w:rFonts w:hint="eastAsia" w:ascii="仿宋" w:hAnsi="仿宋" w:eastAsia="仿宋"/>
+          <w:sz w:val="32"/>
+          <w:szCs w:val="32"/>
+          <w:lang w:val="en-US" w:eastAsia="zh-CN"/>
+        </w:rPr>
+        <w:t>主席</w:t>
+      </w:r>
+      <w:r>
+        <w:rPr>
+          <w:rFonts w:hint="eastAsia" w:ascii="仿宋" w:hAnsi="仿宋" w:eastAsia="仿宋"/>
+          <w:sz w:val="32"/>
+          <w:szCs w:val="32"/>
+        </w:rPr>
+        <w:t>接到王淑兰娘俩的信，很高兴，就派叶子龙去接她们。不巧的是，韩谨行到劳动人民文化宫</w:t>
+      </w:r>
+      <w:r>
+        <w:rPr>
+          <w:rStyle w:val="FootnoteReference"/>
+          <w:vertAlign w:val="superscript"/>
+        </w:rPr>
+        <w:t>[9]</w:t>
+      </w:r>
+      <w:r>
+        <w:rPr>
+          <w:rStyle w:val="FootnoteReference"/>
+          <w:vertAlign w:val="superscript"/>
+          <w:vanish/>
+          <w:specVanish/>
+        </w:rPr>
         <w:footnoteReference w:id="16"/>
-        <w:t>]</w:t>
       </w:r>
       <w:r>
         <w:rPr>
@@ -1675,60 +1672,81 @@
           <w:rStyle w:val="FootnoteReference"/>
           <w:vertAlign w:val="superscript"/>
         </w:rPr>
-        <w:t>[</w:t>
-        <w:footnoteReference w:id="12"/>
-        <w:t>]</w:t>
-      </w:r>
-      <w:r>
-        <w:rPr>
-          <w:rFonts w:hint="eastAsia" w:ascii="仿宋" w:hAnsi="仿宋" w:eastAsia="仿宋"/>
-          <w:sz w:val="32"/>
-          <w:szCs w:val="32"/>
-        </w:rPr>
-        <w:t xml:space="preserve">；一位是毛</w:t>
-      </w:r>
-      <w:r>
-        <w:rPr>
-          <w:rFonts w:hint="eastAsia" w:ascii="仿宋" w:hAnsi="仿宋" w:eastAsia="仿宋"/>
-          <w:sz w:val="32"/>
-          <w:szCs w:val="32"/>
-          <w:lang w:val="en-US" w:eastAsia="zh-CN"/>
-        </w:rPr>
-        <w:t>主席</w:t>
-      </w:r>
-      <w:r>
-        <w:rPr>
-          <w:rFonts w:hint="eastAsia" w:ascii="仿宋" w:hAnsi="仿宋" w:eastAsia="仿宋"/>
-          <w:sz w:val="32"/>
-          <w:szCs w:val="32"/>
-        </w:rPr>
-        <w:t>的堂兄兼塾师毛宇居</w:t>
+        <w:t>[10]</w:t>
       </w:r>
       <w:r>
         <w:rPr>
           <w:rStyle w:val="FootnoteReference"/>
           <w:vertAlign w:val="superscript"/>
-        </w:rPr>
-        <w:t>[</w:t>
-        <w:footnoteReference w:id="11"/>
-        <w:t>]</w:t>
-      </w:r>
-      <w:r>
-        <w:rPr>
-          <w:rFonts w:hint="eastAsia" w:ascii="仿宋" w:hAnsi="仿宋" w:eastAsia="仿宋"/>
-          <w:sz w:val="32"/>
-          <w:szCs w:val="32"/>
-        </w:rPr>
-        <w:t>，他是受韶山</w:t>
+          <w:vanish/>
+          <w:specVanish/>
+        </w:rPr>
+        <w:footnoteReference w:id="12"/>
+      </w:r>
+      <w:r>
+        <w:rPr>
+          <w:rFonts w:hint="eastAsia" w:ascii="仿宋" w:hAnsi="仿宋" w:eastAsia="仿宋"/>
+          <w:sz w:val="32"/>
+          <w:szCs w:val="32"/>
+        </w:rPr>
+        <w:t xml:space="preserve">；一位是毛</w:t>
+      </w:r>
+      <w:r>
+        <w:rPr>
+          <w:rFonts w:hint="eastAsia" w:ascii="仿宋" w:hAnsi="仿宋" w:eastAsia="仿宋"/>
+          <w:sz w:val="32"/>
+          <w:szCs w:val="32"/>
+          <w:lang w:val="en-US" w:eastAsia="zh-CN"/>
+        </w:rPr>
+        <w:t>主席</w:t>
+      </w:r>
+      <w:r>
+        <w:rPr>
+          <w:rFonts w:hint="eastAsia" w:ascii="仿宋" w:hAnsi="仿宋" w:eastAsia="仿宋"/>
+          <w:sz w:val="32"/>
+          <w:szCs w:val="32"/>
+        </w:rPr>
+        <w:t>的堂兄兼塾师毛宇居</w:t>
       </w:r>
       <w:r>
         <w:rPr>
           <w:rStyle w:val="FootnoteReference"/>
           <w:vertAlign w:val="superscript"/>
         </w:rPr>
-        <w:t>[</w:t>
+        <w:t>[11]</w:t>
+      </w:r>
+      <w:r>
+        <w:rPr>
+          <w:rStyle w:val="FootnoteReference"/>
+          <w:vertAlign w:val="superscript"/>
+          <w:vanish/>
+          <w:specVanish/>
+        </w:rPr>
+        <w:footnoteReference w:id="11"/>
+      </w:r>
+      <w:r>
+        <w:rPr>
+          <w:rFonts w:hint="eastAsia" w:ascii="仿宋" w:hAnsi="仿宋" w:eastAsia="仿宋"/>
+          <w:sz w:val="32"/>
+          <w:szCs w:val="32"/>
+        </w:rPr>
+        <w:t>，他是受韶山</w:t>
+      </w:r>
+      <w:r>
+        <w:rPr>
+          <w:rStyle w:val="FootnoteReference"/>
+          <w:vertAlign w:val="superscript"/>
+        </w:rPr>
+        <w:t>[12]</w:t>
+      </w:r>
+      <w:r>
+        <w:rPr>
+          <w:rStyle w:val="FootnoteReference"/>
+          <w:vertAlign w:val="superscript"/>
+          <w:vanish/>
+          <w:specVanish/>
+        </w:rPr>
         <w:footnoteReference w:id="13"/>
-        <w:t>]</w:t>
       </w:r>
       <w:r>
         <w:rPr>
@@ -2983,13 +3001,19 @@
       </w:pPr>
       <w:r>
         <w:rPr>
+          <w:rStyle w:val="FootnoteReference"/>
+        </w:rPr>
+        <w:t>[2]</w:t>
+      </w:r>
+      <w:r>
+        <w:rPr>
           <w:rFonts w:hint="eastAsia" w:asciiTheme="minorEastAsia" w:hAnsiTheme="minorEastAsia" w:eastAsiaTheme="minorEastAsia" w:cstheme="minorBidi"/>
           <w:kern w:val="2"/>
           <w:sz w:val="21"/>
           <w:szCs w:val="21"/>
           <w:lang w:val="en-US" w:eastAsia="zh-CN" w:bidi="ar-SA"/>
         </w:rPr>
-        <w:t>[</w:t>
+        <w:t>关于本文的真实性及时间还存在争议，《</w:t>
       </w:r>
       <w:r>
         <w:rPr>
@@ -2999,7 +3023,7 @@
           <w:szCs w:val="21"/>
           <w:lang w:val="en-US" w:eastAsia="zh-CN" w:bidi="ar-SA"/>
         </w:rPr>
-        <w:footnoteRef/>
+        <w:t>毛泽东年谱》中并未记载。</w:t>
       </w:r>
       <w:r>
         <w:rPr>
@@ -3009,7 +3033,17 @@
           <w:szCs w:val="21"/>
           <w:lang w:val="en-US" w:eastAsia="zh-CN" w:bidi="ar-SA"/>
         </w:rPr>
-        <w:t>]关于本文的真实性及时间还存在争议，《</w:t>
+        <w:t>本文是根据东方直心同志编著的《毛泽东大传》（2021年终极版）第六卷，第</w:t>
+      </w:r>
+      <w:r>
+        <w:rPr>
+          <w:rFonts w:hint="eastAsia" w:asciiTheme="minorEastAsia" w:hAnsiTheme="minorEastAsia" w:cstheme="minorBidi"/>
+          <w:kern w:val="2"/>
+          <w:sz w:val="21"/>
+          <w:szCs w:val="21"/>
+          <w:lang w:val="en-US" w:eastAsia="zh-CN" w:bidi="ar-SA"/>
+        </w:rPr>
+        <w:t>2109</w:t>
       </w:r>
       <w:r>
         <w:rPr>
@@ -3019,9 +3053,28 @@
           <w:szCs w:val="21"/>
           <w:lang w:val="en-US" w:eastAsia="zh-CN" w:bidi="ar-SA"/>
         </w:rPr>
-        <w:t>毛泽东年谱》中并未记载。</w:t>
-      </w:r>
-      <w:r>
+        <w:t>页记载内容编辑而成。标题为编者所加。</w:t>
+      </w:r>
+    </w:p>
+  </w:footnote>
+  <w:footnote w:id="1">
+    <w:p>
+      <w:pPr>
+        <w:keepNext w:val="0"/>
+        <w:keepLines w:val="0"/>
+        <w:pageBreakBefore w:val="0"/>
+        <w:widowControl/>
+        <w:suppressLineNumbers w:val="0"/>
+        <w:kinsoku/>
+        <w:wordWrap/>
+        <w:overflowPunct/>
+        <w:topLinePunct w:val="0"/>
+        <w:bidi w:val="0"/>
+        <w:adjustRightInd/>
+        <w:snapToGrid/>
+        <w:spacing w:line="360" w:lineRule="exact"/>
+        <w:jc w:val="both"/>
+        <w:textAlignment w:val="auto"/>
         <w:rPr>
           <w:rFonts w:hint="eastAsia" w:asciiTheme="minorEastAsia" w:hAnsiTheme="minorEastAsia" w:eastAsiaTheme="minorEastAsia" w:cstheme="minorBidi"/>
           <w:kern w:val="2"/>
@@ -3029,17 +3082,12 @@
           <w:szCs w:val="21"/>
           <w:lang w:val="en-US" w:eastAsia="zh-CN" w:bidi="ar-SA"/>
         </w:rPr>
-        <w:t>本文是根据东方直心同志编著的《毛泽东大传》（2021年终极版）第六卷，第</w:t>
-      </w:r>
-      <w:r>
-        <w:rPr>
-          <w:rFonts w:hint="eastAsia" w:asciiTheme="minorEastAsia" w:hAnsiTheme="minorEastAsia" w:cstheme="minorBidi"/>
-          <w:kern w:val="2"/>
-          <w:sz w:val="21"/>
-          <w:szCs w:val="21"/>
-          <w:lang w:val="en-US" w:eastAsia="zh-CN" w:bidi="ar-SA"/>
-        </w:rPr>
-        <w:t>2109</w:t>
+      </w:pPr>
+      <w:r>
+        <w:rPr>
+          <w:rStyle w:val="FootnoteReference"/>
+        </w:rPr>
+        <w:t>[4]</w:t>
       </w:r>
       <w:r>
         <w:rPr>
@@ -3049,28 +3097,15 @@
           <w:szCs w:val="21"/>
           <w:lang w:val="en-US" w:eastAsia="zh-CN" w:bidi="ar-SA"/>
         </w:rPr>
-        <w:t>页记载内容编辑而成。标题为编者所加。</w:t>
+        <w:t>毛泽全是在前些时候由华东军区后勤部生产部长调来北京总后勤部军需生产部生产管理处任处长，他的爱人徐寄萍也调到总后工作，居家迁到了北京。</w:t>
       </w:r>
     </w:p>
   </w:footnote>
-  <w:footnote w:id="1">
-    <w:p>
-      <w:pPr>
-        <w:keepNext w:val="0"/>
-        <w:keepLines w:val="0"/>
-        <w:pageBreakBefore w:val="0"/>
-        <w:widowControl/>
-        <w:suppressLineNumbers w:val="0"/>
-        <w:kinsoku/>
-        <w:wordWrap/>
-        <w:overflowPunct/>
-        <w:topLinePunct w:val="0"/>
-        <w:bidi w:val="0"/>
-        <w:adjustRightInd/>
-        <w:snapToGrid/>
-        <w:spacing w:line="360" w:lineRule="exact"/>
-        <w:jc w:val="both"/>
-        <w:textAlignment w:val="auto"/>
+  <w:footnote w:id="2">
+    <w:p>
+      <w:pPr>
+        <w:pStyle w:val="5"/>
+        <w:snapToGrid w:val="0"/>
         <w:rPr>
           <w:rFonts w:hint="eastAsia" w:asciiTheme="minorEastAsia" w:hAnsiTheme="minorEastAsia" w:eastAsiaTheme="minorEastAsia" w:cstheme="minorBidi"/>
           <w:kern w:val="2"/>
@@ -3081,97 +3116,18 @@
       </w:pPr>
       <w:r>
         <w:rPr>
+          <w:rStyle w:val="FootnoteReference"/>
+        </w:rPr>
+        <w:t>[6]</w:t>
+      </w:r>
+      <w:r>
+        <w:rPr>
           <w:rFonts w:hint="eastAsia" w:asciiTheme="minorEastAsia" w:hAnsiTheme="minorEastAsia" w:eastAsiaTheme="minorEastAsia" w:cstheme="minorBidi"/>
           <w:kern w:val="2"/>
           <w:sz w:val="21"/>
           <w:szCs w:val="21"/>
           <w:lang w:val="en-US" w:eastAsia="zh-CN" w:bidi="ar-SA"/>
         </w:rPr>
-        <w:t>[</w:t>
-      </w:r>
-      <w:r>
-        <w:rPr>
-          <w:rFonts w:hint="eastAsia" w:asciiTheme="minorEastAsia" w:hAnsiTheme="minorEastAsia" w:eastAsiaTheme="minorEastAsia" w:cstheme="minorBidi"/>
-          <w:kern w:val="2"/>
-          <w:sz w:val="21"/>
-          <w:szCs w:val="21"/>
-          <w:lang w:val="en-US" w:eastAsia="zh-CN" w:bidi="ar-SA"/>
-        </w:rPr>
-        <w:footnoteRef/>
-      </w:r>
-      <w:r>
-        <w:rPr>
-          <w:rFonts w:hint="eastAsia" w:asciiTheme="minorEastAsia" w:hAnsiTheme="minorEastAsia" w:eastAsiaTheme="minorEastAsia" w:cstheme="minorBidi"/>
-          <w:kern w:val="2"/>
-          <w:sz w:val="21"/>
-          <w:szCs w:val="21"/>
-          <w:lang w:val="en-US" w:eastAsia="zh-CN" w:bidi="ar-SA"/>
-        </w:rPr>
-        <w:t>]</w:t>
-      </w:r>
-      <w:r>
-        <w:rPr>
-          <w:rFonts w:hint="eastAsia" w:asciiTheme="minorEastAsia" w:hAnsiTheme="minorEastAsia" w:eastAsiaTheme="minorEastAsia" w:cstheme="minorBidi"/>
-          <w:kern w:val="2"/>
-          <w:sz w:val="21"/>
-          <w:szCs w:val="21"/>
-          <w:lang w:val="en-US" w:eastAsia="zh-CN" w:bidi="ar-SA"/>
-        </w:rPr>
-        <w:t>毛泽全是在前些时候由华东军区后勤部生产部长调来北京总后勤部军需生产部生产管理处任处长，他的爱人徐寄萍也调到总后工作，居家迁到了北京。</w:t>
-      </w:r>
-    </w:p>
-  </w:footnote>
-  <w:footnote w:id="2">
-    <w:p>
-      <w:pPr>
-        <w:pStyle w:val="5"/>
-        <w:snapToGrid w:val="0"/>
-        <w:rPr>
-          <w:rFonts w:hint="eastAsia" w:asciiTheme="minorEastAsia" w:hAnsiTheme="minorEastAsia" w:eastAsiaTheme="minorEastAsia" w:cstheme="minorBidi"/>
-          <w:kern w:val="2"/>
-          <w:sz w:val="21"/>
-          <w:szCs w:val="21"/>
-          <w:lang w:val="en-US" w:eastAsia="zh-CN" w:bidi="ar-SA"/>
-        </w:rPr>
-      </w:pPr>
-      <w:r>
-        <w:rPr>
-          <w:rFonts w:hint="eastAsia" w:asciiTheme="minorEastAsia" w:hAnsiTheme="minorEastAsia" w:eastAsiaTheme="minorEastAsia" w:cstheme="minorBidi"/>
-          <w:kern w:val="2"/>
-          <w:sz w:val="21"/>
-          <w:szCs w:val="21"/>
-          <w:lang w:val="en-US" w:eastAsia="zh-CN" w:bidi="ar-SA"/>
-        </w:rPr>
-        <w:t>[</w:t>
-      </w:r>
-      <w:r>
-        <w:rPr>
-          <w:rFonts w:hint="eastAsia" w:asciiTheme="minorEastAsia" w:hAnsiTheme="minorEastAsia" w:eastAsiaTheme="minorEastAsia" w:cstheme="minorBidi"/>
-          <w:kern w:val="2"/>
-          <w:sz w:val="21"/>
-          <w:szCs w:val="21"/>
-          <w:lang w:val="en-US" w:eastAsia="zh-CN" w:bidi="ar-SA"/>
-        </w:rPr>
-        <w:footnoteRef/>
-      </w:r>
-      <w:r>
-        <w:rPr>
-          <w:rFonts w:hint="eastAsia" w:asciiTheme="minorEastAsia" w:hAnsiTheme="minorEastAsia" w:eastAsiaTheme="minorEastAsia" w:cstheme="minorBidi"/>
-          <w:kern w:val="2"/>
-          <w:sz w:val="21"/>
-          <w:szCs w:val="21"/>
-          <w:lang w:val="en-US" w:eastAsia="zh-CN" w:bidi="ar-SA"/>
-        </w:rPr>
-        <w:t>]</w:t>
-      </w:r>
-      <w:r>
-        <w:rPr>
-          <w:rFonts w:hint="eastAsia" w:asciiTheme="minorEastAsia" w:hAnsiTheme="minorEastAsia" w:eastAsiaTheme="minorEastAsia" w:cstheme="minorBidi"/>
-          <w:kern w:val="2"/>
-          <w:sz w:val="21"/>
-          <w:szCs w:val="21"/>
-          <w:lang w:val="en-US" w:eastAsia="zh-CN" w:bidi="ar-SA"/>
-        </w:rPr>
         <w:t>毛泽全的大女儿。</w:t>
       </w:r>
     </w:p>
@@ -3189,15 +3145,25 @@
       </w:pPr>
       <w:r>
         <w:rPr>
+          <w:rStyle w:val="FootnoteReference"/>
+        </w:rPr>
+        <w:t>[1]</w:t>
+      </w:r>
+      <w:r>
+        <w:rPr>
           <w:rFonts w:asciiTheme="minorEastAsia" w:hAnsiTheme="minorEastAsia" w:eastAsiaTheme="minorEastAsia" w:cstheme="minorBidi"/>
           <w:kern w:val="2"/>
           <w:sz w:val="21"/>
           <w:szCs w:val="21"/>
           <w:lang w:val="en-US" w:eastAsia="zh-CN" w:bidi="ar-SA"/>
         </w:rPr>
-        <w:footnoteRef/>
-      </w:r>
-      <w:r>
+        <w:t xml:space="preserve">毛泽全（1909—1989），毛泽东的堂弟，韶山冲人。1937年赴延安参加革命。</w:t>
+      </w:r>
+    </w:p>
+  </w:footnote>
+  <w:footnote w:id="9">
+    <w:p>
+      <w:pPr>
         <w:rPr>
           <w:rFonts w:asciiTheme="minorEastAsia" w:hAnsiTheme="minorEastAsia" w:eastAsiaTheme="minorEastAsia" w:cstheme="minorBidi"/>
           <w:kern w:val="2"/>
@@ -3205,13 +3171,14 @@
           <w:szCs w:val="21"/>
           <w:lang w:val="en-US" w:eastAsia="zh-CN" w:bidi="ar-SA"/>
         </w:rPr>
-        <w:t xml:space="preserve">毛泽全（1909—1989），毛泽东的堂弟，韶山冲人。1937年赴延安参加革命。</w:t>
-      </w:r>
-    </w:p>
-  </w:footnote>
-  <w:footnote w:id="9">
-    <w:p>
-      <w:pPr>
+      </w:pPr>
+      <w:r>
+        <w:rPr>
+          <w:rStyle w:val="FootnoteReference"/>
+        </w:rPr>
+        <w:t>[8]</w:t>
+      </w:r>
+      <w:r>
         <w:rPr>
           <w:rFonts w:asciiTheme="minorEastAsia" w:hAnsiTheme="minorEastAsia" w:eastAsiaTheme="minorEastAsia" w:cstheme="minorBidi"/>
           <w:kern w:val="2"/>
@@ -3219,8 +3186,13 @@
           <w:szCs w:val="21"/>
           <w:lang w:val="en-US" w:eastAsia="zh-CN" w:bidi="ar-SA"/>
         </w:rPr>
-      </w:pPr>
-      <w:r>
+        <w:t xml:space="preserve">王淑兰（1895—1964），湖南湘乡人，毛泽民的原配夫人。</w:t>
+      </w:r>
+    </w:p>
+  </w:footnote>
+  <w:footnote w:id="10">
+    <w:p>
+      <w:pPr>
         <w:rPr>
           <w:rFonts w:asciiTheme="minorEastAsia" w:hAnsiTheme="minorEastAsia" w:eastAsiaTheme="minorEastAsia" w:cstheme="minorBidi"/>
           <w:kern w:val="2"/>
@@ -3228,7 +3200,12 @@
           <w:szCs w:val="21"/>
           <w:lang w:val="en-US" w:eastAsia="zh-CN" w:bidi="ar-SA"/>
         </w:rPr>
-        <w:footnoteRef/>
+      </w:pPr>
+      <w:r>
+        <w:rPr>
+          <w:rStyle w:val="FootnoteReference"/>
+        </w:rPr>
+        <w:t>[7]</w:t>
       </w:r>
       <w:r>
         <w:rPr>
@@ -3238,11 +3215,11 @@
           <w:szCs w:val="21"/>
           <w:lang w:val="en-US" w:eastAsia="zh-CN" w:bidi="ar-SA"/>
         </w:rPr>
-        <w:t xml:space="preserve">王淑兰（1895—1964），湖南湘乡人，毛泽民的原配夫人。</w:t>
+        <w:t xml:space="preserve">毛泽民（1896—1943），毛泽东的大弟，曾任中华苏维埃共和国国家银行行长。1943年在新疆被军阀盛世才杀害。</w:t>
       </w:r>
     </w:p>
   </w:footnote>
-  <w:footnote w:id="10">
+  <w:footnote w:id="11">
     <w:p>
       <w:pPr>
         <w:rPr>
@@ -3255,15 +3232,25 @@
       </w:pPr>
       <w:r>
         <w:rPr>
+          <w:rStyle w:val="FootnoteReference"/>
+        </w:rPr>
+        <w:t>[11]</w:t>
+      </w:r>
+      <w:r>
+        <w:rPr>
           <w:rFonts w:asciiTheme="minorEastAsia" w:hAnsiTheme="minorEastAsia" w:eastAsiaTheme="minorEastAsia" w:cstheme="minorBidi"/>
           <w:kern w:val="2"/>
           <w:sz w:val="21"/>
           <w:szCs w:val="21"/>
           <w:lang w:val="en-US" w:eastAsia="zh-CN" w:bidi="ar-SA"/>
         </w:rPr>
-        <w:footnoteRef/>
-      </w:r>
-      <w:r>
+        <w:t xml:space="preserve">毛宇居（1881—1964），毛泽东的堂兄兼塾师，韶山冲人。毛泽东幼年曾随其读书。</w:t>
+      </w:r>
+    </w:p>
+  </w:footnote>
+  <w:footnote w:id="12">
+    <w:p>
+      <w:pPr>
         <w:rPr>
           <w:rFonts w:asciiTheme="minorEastAsia" w:hAnsiTheme="minorEastAsia" w:eastAsiaTheme="minorEastAsia" w:cstheme="minorBidi"/>
           <w:kern w:val="2"/>
@@ -3271,13 +3258,14 @@
           <w:szCs w:val="21"/>
           <w:lang w:val="en-US" w:eastAsia="zh-CN" w:bidi="ar-SA"/>
         </w:rPr>
-        <w:t xml:space="preserve">毛泽民（1896—1943），毛泽东的大弟，曾任中华苏维埃共和国国家银行行长。1943年在新疆被军阀盛世才杀害。</w:t>
-      </w:r>
-    </w:p>
-  </w:footnote>
-  <w:footnote w:id="11">
-    <w:p>
-      <w:pPr>
+      </w:pPr>
+      <w:r>
+        <w:rPr>
+          <w:rStyle w:val="FootnoteReference"/>
+        </w:rPr>
+        <w:t>[10]</w:t>
+      </w:r>
+      <w:r>
         <w:rPr>
           <w:rFonts w:asciiTheme="minorEastAsia" w:hAnsiTheme="minorEastAsia" w:eastAsiaTheme="minorEastAsia" w:cstheme="minorBidi"/>
           <w:kern w:val="2"/>
@@ -3285,8 +3273,13 @@
           <w:szCs w:val="21"/>
           <w:lang w:val="en-US" w:eastAsia="zh-CN" w:bidi="ar-SA"/>
         </w:rPr>
-      </w:pPr>
-      <w:r>
+        <w:t xml:space="preserve">王季范（1884—1972），毛泽东的姨表兄。曾在湖南第一师范学校任教，毛泽东对其执弟子礼。</w:t>
+      </w:r>
+    </w:p>
+  </w:footnote>
+  <w:footnote w:id="13">
+    <w:p>
+      <w:pPr>
         <w:rPr>
           <w:rFonts w:asciiTheme="minorEastAsia" w:hAnsiTheme="minorEastAsia" w:eastAsiaTheme="minorEastAsia" w:cstheme="minorBidi"/>
           <w:kern w:val="2"/>
@@ -3294,7 +3287,12 @@
           <w:szCs w:val="21"/>
           <w:lang w:val="en-US" w:eastAsia="zh-CN" w:bidi="ar-SA"/>
         </w:rPr>
-        <w:footnoteRef/>
+      </w:pPr>
+      <w:r>
+        <w:rPr>
+          <w:rStyle w:val="FootnoteReference"/>
+        </w:rPr>
+        <w:t>[12]</w:t>
       </w:r>
       <w:r>
         <w:rPr>
@@ -3304,11 +3302,11 @@
           <w:szCs w:val="21"/>
           <w:lang w:val="en-US" w:eastAsia="zh-CN" w:bidi="ar-SA"/>
         </w:rPr>
-        <w:t xml:space="preserve">毛宇居（1881—1964），毛泽东的堂兄兼塾师，韶山冲人。毛泽东幼年曾随其读书。</w:t>
+        <w:t xml:space="preserve">韶山，即韶山冲，位于湖南省湘潭县，是毛泽东的故乡。韶山学校是当地的第一所完全小学，毛泽东题写了校名。</w:t>
       </w:r>
     </w:p>
   </w:footnote>
-  <w:footnote w:id="12">
+  <w:footnote w:id="14">
     <w:p>
       <w:pPr>
         <w:rPr>
@@ -3321,15 +3319,25 @@
       </w:pPr>
       <w:r>
         <w:rPr>
+          <w:rStyle w:val="FootnoteReference"/>
+        </w:rPr>
+        <w:t>[3]</w:t>
+      </w:r>
+      <w:r>
+        <w:rPr>
           <w:rFonts w:asciiTheme="minorEastAsia" w:hAnsiTheme="minorEastAsia" w:eastAsiaTheme="minorEastAsia" w:cstheme="minorBidi"/>
           <w:kern w:val="2"/>
           <w:sz w:val="21"/>
           <w:szCs w:val="21"/>
           <w:lang w:val="en-US" w:eastAsia="zh-CN" w:bidi="ar-SA"/>
         </w:rPr>
-        <w:footnoteRef/>
-      </w:r>
-      <w:r>
+        <w:t xml:space="preserve">中南海，位于北京故宫西侧，中海和南海的合称。1949年后为中共中央和国务院办公所在地。</w:t>
+      </w:r>
+    </w:p>
+  </w:footnote>
+  <w:footnote w:id="15">
+    <w:p>
+      <w:pPr>
         <w:rPr>
           <w:rFonts w:asciiTheme="minorEastAsia" w:hAnsiTheme="minorEastAsia" w:eastAsiaTheme="minorEastAsia" w:cstheme="minorBidi"/>
           <w:kern w:val="2"/>
@@ -3337,13 +3345,14 @@
           <w:szCs w:val="21"/>
           <w:lang w:val="en-US" w:eastAsia="zh-CN" w:bidi="ar-SA"/>
         </w:rPr>
-        <w:t xml:space="preserve">王季范（1884—1972），毛泽东的姨表兄。曾在湖南第一师范学校任教，毛泽东对其执弟子礼。</w:t>
-      </w:r>
-    </w:p>
-  </w:footnote>
-  <w:footnote w:id="13">
-    <w:p>
-      <w:pPr>
+      </w:pPr>
+      <w:r>
+        <w:rPr>
+          <w:rStyle w:val="FootnoteReference"/>
+        </w:rPr>
+        <w:t>[5]</w:t>
+      </w:r>
+      <w:r>
         <w:rPr>
           <w:rFonts w:asciiTheme="minorEastAsia" w:hAnsiTheme="minorEastAsia" w:eastAsiaTheme="minorEastAsia" w:cstheme="minorBidi"/>
           <w:kern w:val="2"/>
@@ -3351,8 +3360,13 @@
           <w:szCs w:val="21"/>
           <w:lang w:val="en-US" w:eastAsia="zh-CN" w:bidi="ar-SA"/>
         </w:rPr>
-      </w:pPr>
-      <w:r>
+        <w:t xml:space="preserve">新四军第一师，1941年1月皖南事变后重建新四军时编成，粟裕任师长，活动于苏中、苏北抗日根据地。</w:t>
+      </w:r>
+    </w:p>
+  </w:footnote>
+  <w:footnote w:id="16">
+    <w:p>
+      <w:pPr>
         <w:rPr>
           <w:rFonts w:asciiTheme="minorEastAsia" w:hAnsiTheme="minorEastAsia" w:eastAsiaTheme="minorEastAsia" w:cstheme="minorBidi"/>
           <w:kern w:val="2"/>
@@ -3360,106 +3374,12 @@
           <w:szCs w:val="21"/>
           <w:lang w:val="en-US" w:eastAsia="zh-CN" w:bidi="ar-SA"/>
         </w:rPr>
-        <w:footnoteRef/>
-      </w:r>
-      <w:r>
-        <w:rPr>
-          <w:rFonts w:asciiTheme="minorEastAsia" w:hAnsiTheme="minorEastAsia" w:eastAsiaTheme="minorEastAsia" w:cstheme="minorBidi"/>
-          <w:kern w:val="2"/>
-          <w:sz w:val="21"/>
-          <w:szCs w:val="21"/>
-          <w:lang w:val="en-US" w:eastAsia="zh-CN" w:bidi="ar-SA"/>
-        </w:rPr>
-        <w:t xml:space="preserve">韶山，即韶山冲，位于湖南省湘潭县，是毛泽东的故乡。韶山学校是当地的第一所完全小学，毛泽东题写了校名。</w:t>
-      </w:r>
-    </w:p>
-  </w:footnote>
-  <w:footnote w:id="14">
-    <w:p>
-      <w:pPr>
-        <w:rPr>
-          <w:rFonts w:asciiTheme="minorEastAsia" w:hAnsiTheme="minorEastAsia" w:eastAsiaTheme="minorEastAsia" w:cstheme="minorBidi"/>
-          <w:kern w:val="2"/>
-          <w:sz w:val="21"/>
-          <w:szCs w:val="21"/>
-          <w:lang w:val="en-US" w:eastAsia="zh-CN" w:bidi="ar-SA"/>
-        </w:rPr>
-      </w:pPr>
-      <w:r>
-        <w:rPr>
-          <w:rFonts w:asciiTheme="minorEastAsia" w:hAnsiTheme="minorEastAsia" w:eastAsiaTheme="minorEastAsia" w:cstheme="minorBidi"/>
-          <w:kern w:val="2"/>
-          <w:sz w:val="21"/>
-          <w:szCs w:val="21"/>
-          <w:lang w:val="en-US" w:eastAsia="zh-CN" w:bidi="ar-SA"/>
-        </w:rPr>
-        <w:footnoteRef/>
-      </w:r>
-      <w:r>
-        <w:rPr>
-          <w:rFonts w:asciiTheme="minorEastAsia" w:hAnsiTheme="minorEastAsia" w:eastAsiaTheme="minorEastAsia" w:cstheme="minorBidi"/>
-          <w:kern w:val="2"/>
-          <w:sz w:val="21"/>
-          <w:szCs w:val="21"/>
-          <w:lang w:val="en-US" w:eastAsia="zh-CN" w:bidi="ar-SA"/>
-        </w:rPr>
-        <w:t xml:space="preserve">中南海，位于北京故宫西侧，中海和南海的合称。1949年后为中共中央和国务院办公所在地。</w:t>
-      </w:r>
-    </w:p>
-  </w:footnote>
-  <w:footnote w:id="15">
-    <w:p>
-      <w:pPr>
-        <w:rPr>
-          <w:rFonts w:asciiTheme="minorEastAsia" w:hAnsiTheme="minorEastAsia" w:eastAsiaTheme="minorEastAsia" w:cstheme="minorBidi"/>
-          <w:kern w:val="2"/>
-          <w:sz w:val="21"/>
-          <w:szCs w:val="21"/>
-          <w:lang w:val="en-US" w:eastAsia="zh-CN" w:bidi="ar-SA"/>
-        </w:rPr>
-      </w:pPr>
-      <w:r>
-        <w:rPr>
-          <w:rFonts w:asciiTheme="minorEastAsia" w:hAnsiTheme="minorEastAsia" w:eastAsiaTheme="minorEastAsia" w:cstheme="minorBidi"/>
-          <w:kern w:val="2"/>
-          <w:sz w:val="21"/>
-          <w:szCs w:val="21"/>
-          <w:lang w:val="en-US" w:eastAsia="zh-CN" w:bidi="ar-SA"/>
-        </w:rPr>
-        <w:footnoteRef/>
-      </w:r>
-      <w:r>
-        <w:rPr>
-          <w:rFonts w:asciiTheme="minorEastAsia" w:hAnsiTheme="minorEastAsia" w:eastAsiaTheme="minorEastAsia" w:cstheme="minorBidi"/>
-          <w:kern w:val="2"/>
-          <w:sz w:val="21"/>
-          <w:szCs w:val="21"/>
-          <w:lang w:val="en-US" w:eastAsia="zh-CN" w:bidi="ar-SA"/>
-        </w:rPr>
-        <w:t xml:space="preserve">新四军第一师，1941年1月皖南事变后重建新四军时编成，粟裕任师长，活动于苏中、苏北抗日根据地。</w:t>
-      </w:r>
-    </w:p>
-  </w:footnote>
-  <w:footnote w:id="16">
-    <w:p>
-      <w:pPr>
-        <w:rPr>
-          <w:rFonts w:asciiTheme="minorEastAsia" w:hAnsiTheme="minorEastAsia" w:eastAsiaTheme="minorEastAsia" w:cstheme="minorBidi"/>
-          <w:kern w:val="2"/>
-          <w:sz w:val="21"/>
-          <w:szCs w:val="21"/>
-          <w:lang w:val="en-US" w:eastAsia="zh-CN" w:bidi="ar-SA"/>
-        </w:rPr>
-      </w:pPr>
-      <w:r>
-        <w:rPr>
-          <w:rFonts w:asciiTheme="minorEastAsia" w:hAnsiTheme="minorEastAsia" w:eastAsiaTheme="minorEastAsia" w:cstheme="minorBidi"/>
-          <w:kern w:val="2"/>
-          <w:sz w:val="21"/>
-          <w:szCs w:val="21"/>
-          <w:lang w:val="en-US" w:eastAsia="zh-CN" w:bidi="ar-SA"/>
-        </w:rPr>
-        <w:footnoteRef/>
+      </w:pPr>
+      <w:r>
+        <w:rPr>
+          <w:rStyle w:val="FootnoteReference"/>
+        </w:rPr>
+        <w:t>[9]</w:t>
       </w:r>
       <w:r>
         <w:rPr>
